--- a/swh/docx/022.content.docx
+++ b/swh/docx/022.content.docx
@@ -226,7 +226,6 @@
       </w:r>
       <w:r>
         <w:rPr>
-          <w:b/>
           <w:lang w:val="sw_KE" w:bidi="sw_KE"/>
         </w:rPr>
         <w:t>Waisraeli</w:t>
@@ -237,36 +236,24 @@
         </w:rPr>
         <w:t xml:space="preserve"> kwamba sehemu ya kumi ya mali zao zote ilikuwa ya </w:t>
       </w:r>
-      <w:hyperlink r:id="rId13">
-        <w:r>
-          <w:rPr>
-            <w:lang w:val="sw_KE" w:bidi="sw_KE"/>
-          </w:rPr>
-          <w:rPr>
-            <w:color w:val="0000EE"/>
-            <w:u w:val="single"/>
-          </w:rPr>
-          <w:t>Mungu</w:t>
-        </w:r>
-      </w:hyperlink>
+      <w:r>
+        <w:rPr>
+          <w:lang w:val="sw_KE" w:bidi="sw_KE"/>
+        </w:rPr>
+        <w:t>Mungu</w:t>
+      </w:r>
       <w:r>
         <w:rPr>
           <w:lang w:val="sw_KE" w:bidi="sw_KE"/>
         </w:rPr>
         <w:t xml:space="preserve">. Hii ilijumuisha vitu kama mavuno yao ya matunda na nafaka, divai, mafuta, na wanyama. Sehemu ya kumi wanyama wa mtu au njia ya mavuno, kwa mfano, ilimaanisha kwamba ikiwa mtu ana ng'ombe kumi, mmoja wao ni wa Mungu. Ikiwa wana ng'ombe 100, ng'ombe kumi ni wa Mungu! Ikiwa wana vikapu 10 vya nafaka, kikapu kimoja cha nafaka ni cha Mungu. Waisraeli walitoa sehemu hii ya mavuno yao na ya wanyama wao ili itumike kwa kazi katika </w:t>
       </w:r>
-      <w:hyperlink r:id="rId14">
-        <w:r>
-          <w:rPr>
-            <w:lang w:val="sw_KE" w:bidi="sw_KE"/>
-          </w:rPr>
-          <w:rPr>
-            <w:color w:val="0000EE"/>
-            <w:u w:val="single"/>
-          </w:rPr>
-          <w:t>hekalu</w:t>
-        </w:r>
-      </w:hyperlink>
+      <w:r>
+        <w:rPr>
+          <w:lang w:val="sw_KE" w:bidi="sw_KE"/>
+        </w:rPr>
+        <w:t>hekalu</w:t>
+      </w:r>
       <w:r>
         <w:rPr>
           <w:lang w:val="sw_KE" w:bidi="sw_KE"/>
@@ -275,7 +262,6 @@
       </w:r>
       <w:r>
         <w:rPr>
-          <w:b/>
           <w:lang w:val="sw_KE" w:bidi="sw_KE"/>
         </w:rPr>
         <w:t>makuhani</w:t>
@@ -288,7 +274,6 @@
       </w:r>
       <w:r>
         <w:rPr>
-          <w:b/>
           <w:lang w:val="sw_KE" w:bidi="sw_KE"/>
         </w:rPr>
         <w:t>Walawi</w:t>
